--- a/project_docs/data_ingestion.docx
+++ b/project_docs/data_ingestion.docx
@@ -307,95 +307,103 @@
         <w:spacing w:after="150"/>
       </w:pPr>
       <w:r>
-        <w:t xml:space="preserve">   ProductExtractor.extractFromPost(post, comments)  ← Gemini AI</w:t>
-      </w:r>
-    </w:p>
-    <w:p>
-      <w:pPr>
-        <w:spacing w:after="150"/>
-      </w:pPr>
-      <w:r>
-        <w:t xml:space="preserve">   Returns: { productName, productNiche, trendScore, sentimentSummary, buyingIntentScore, ... }</w:t>
-      </w:r>
-    </w:p>
-    <w:p>
-      <w:pPr>
-        <w:spacing w:after="150"/>
-      </w:pPr>
-      <w:r>
-        <w:t xml:space="preserve">         ↓</w:t>
-      </w:r>
-    </w:p>
-    <w:p>
-      <w:pPr>
-        <w:spacing w:after="150"/>
-      </w:pPr>
-      <w:r>
-        <w:t xml:space="preserve">   RainforestService.searchAmazonProducts(productName)</w:t>
-      </w:r>
-    </w:p>
-    <w:p>
-      <w:pPr>
-        <w:spacing w:after="150"/>
-      </w:pPr>
-      <w:r>
-        <w:t xml:space="preserve">   Returns: { search_results: [{ title, price, image }] }</w:t>
-      </w:r>
-    </w:p>
-    <w:p>
-      <w:pPr>
-        <w:spacing w:after="150"/>
-      </w:pPr>
-      <w:r>
-        <w:t xml:space="preserve">         ↓</w:t>
-      </w:r>
-    </w:p>
-    <w:p>
-      <w:pPr>
-        <w:spacing w:after="150"/>
-      </w:pPr>
-      <w:r>
-        <w:t xml:space="preserve">   ProductEnricher.mergeAndUpsert()</w:t>
-      </w:r>
-    </w:p>
-    <w:p>
-      <w:pPr>
-        <w:spacing w:after="150"/>
-      </w:pPr>
-      <w:r>
-        <w:t xml:space="preserve">   → avgPrice (mean of all results), shortest title ≤ 80 chars, images[]</w:t>
-      </w:r>
-    </w:p>
-    <w:p>
-      <w:pPr>
-        <w:spacing w:after="150"/>
-      </w:pPr>
-      <w:r>
-        <w:t xml:space="preserve">         ↓</w:t>
-      </w:r>
-    </w:p>
-    <w:p>
-      <w:pPr>
-        <w:spacing w:after="150"/>
-      </w:pPr>
-      <w:r>
-        <w:t xml:space="preserve">   ProductRepository.upsertEnrichedProduct()   ← keyed on videoId + source</w:t>
-      </w:r>
-    </w:p>
-    <w:p>
-      <w:pPr>
-        <w:spacing w:after="150"/>
-      </w:pPr>
-      <w:r>
-        <w:t xml:space="preserve">         ↓</w:t>
-      </w:r>
-    </w:p>
-    <w:p>
-      <w:pPr>
-        <w:spacing w:after="150"/>
-      </w:pPr>
-      <w:r>
-        <w:t xml:space="preserve">   FreshnessService.markUpdated('product')</w:t>
+        <w:t xml:space="preserve">    ProductExtractor.extractFromPost(post, comments)  ← Gemini AI</w:t>
+      </w:r>
+    </w:p>
+    <w:p>
+      <w:pPr>
+        <w:spacing w:after="150"/>
+      </w:pPr>
+      <w:r>
+        <w:t xml:space="preserve">    Returns: { productName, productNiche, trendScore, sentimentSummary, buyingIntentScore, ... }</w:t>
+      </w:r>
+    </w:p>
+    <w:p>
+      <w:pPr>
+        <w:spacing w:after="150"/>
+      </w:pPr>
+      <w:r>
+        <w:t xml:space="preserve">          ↓</w:t>
+      </w:r>
+    </w:p>
+    <w:p>
+      <w:pPr>
+        <w:spacing w:after="150"/>
+      </w:pPr>
+      <w:r>
+        <w:t xml:space="preserve">    RainforestService.searchAmazonProducts(productName)</w:t>
+      </w:r>
+    </w:p>
+    <w:p>
+      <w:pPr>
+        <w:spacing w:after="150"/>
+      </w:pPr>
+      <w:r>
+        <w:t xml:space="preserve">    Returns: { search_results: [{ title, price, image, recent_sales, link }] }</w:t>
+      </w:r>
+    </w:p>
+    <w:p>
+      <w:pPr>
+        <w:spacing w:after="150"/>
+      </w:pPr>
+      <w:r>
+        <w:t xml:space="preserve">          ↓</w:t>
+      </w:r>
+    </w:p>
+    <w:p>
+      <w:pPr>
+        <w:spacing w:after="150"/>
+      </w:pPr>
+      <w:r>
+        <w:t xml:space="preserve">    ProductEnricher.mergeAndUpsert()</w:t>
+      </w:r>
+    </w:p>
+    <w:p>
+      <w:pPr>
+        <w:spacing w:after="150"/>
+      </w:pPr>
+      <w:r>
+        <w:t xml:space="preserve">    → verifiedUnitsSold (parsed from Amazon "recent_sales")</w:t>
+      </w:r>
+    </w:p>
+    <w:p>
+      <w:pPr>
+        <w:spacing w:after="150"/>
+      </w:pPr>
+      <w:r>
+        <w:t xml:space="preserve">    → Fallback: Web Search (AliExpress/Walmart) if Amazon sales is 0</w:t>
+      </w:r>
+    </w:p>
+    <w:p>
+      <w:pPr>
+        <w:spacing w:after="150"/>
+      </w:pPr>
+      <w:r>
+        <w:t xml:space="preserve">          ↓</w:t>
+      </w:r>
+    </w:p>
+    <w:p>
+      <w:pPr>
+        <w:spacing w:after="150"/>
+      </w:pPr>
+      <w:r>
+        <w:t xml:space="preserve">    ProductRepository.upsertEnrichedProduct()   ← keyed on videoId + source</w:t>
+      </w:r>
+    </w:p>
+    <w:p>
+      <w:pPr>
+        <w:spacing w:after="150"/>
+      </w:pPr>
+      <w:r>
+        <w:t xml:space="preserve">          ↓</w:t>
+      </w:r>
+    </w:p>
+    <w:p>
+      <w:pPr>
+        <w:spacing w:after="150"/>
+      </w:pPr>
+      <w:r>
+        <w:t xml:space="preserve">    FreshnessService.markUpdated('product')</w:t>
       </w:r>
     </w:p>
     <w:p>
@@ -1072,66 +1080,207 @@
         <w:spacing w:after="100" w:before="200"/>
       </w:pPr>
       <w:r>
-        <w:t xml:space="preserve">Canonical Categories</w:t>
-      </w:r>
-    </w:p>
-    <w:p/>
-    <w:p>
-      <w:pPr>
-        <w:spacing w:after="150"/>
-      </w:pPr>
-      <w:r>
-        <w:t xml:space="preserve">All products are assigned to one of 10 hardcoded categories defined in `src/api/products/product.constants.ts`:</w:t>
-      </w:r>
-    </w:p>
-    <w:p/>
-    <w:p>
-      <w:pPr>
-        <w:spacing w:after="150"/>
-      </w:pPr>
-      <w:r>
-        <w:t xml:space="preserve">```</w:t>
-      </w:r>
-    </w:p>
-    <w:p>
-      <w:pPr>
-        <w:spacing w:after="150"/>
-      </w:pPr>
-      <w:r>
-        <w:t xml:space="preserve">Beauty &amp; Healthcare · Electronics &amp; Gadgets · Home &amp; Kitchen</w:t>
-      </w:r>
-    </w:p>
-    <w:p>
-      <w:pPr>
-        <w:spacing w:after="150"/>
-      </w:pPr>
-      <w:r>
-        <w:t xml:space="preserve">Fashion &amp; Accessories · Sports &amp; Outdoors · Pet Supplies</w:t>
-      </w:r>
-    </w:p>
-    <w:p>
-      <w:pPr>
-        <w:spacing w:after="150"/>
-      </w:pPr>
-      <w:r>
-        <w:t xml:space="preserve">Office Products · Automotive · Toys &amp; Games · Food &amp; Beverages</w:t>
-      </w:r>
-    </w:p>
-    <w:p>
-      <w:pPr>
-        <w:spacing w:after="150"/>
-      </w:pPr>
-      <w:r>
-        <w:t xml:space="preserve">```</w:t>
-      </w:r>
-    </w:p>
-    <w:p/>
-    <w:p>
-      <w:pPr>
-        <w:spacing w:after="150"/>
-      </w:pPr>
-      <w:r>
-        <w:t xml:space="preserve">The AI is instructed to pick from this list. Any extraction that maps to an unknown category falls back to `'Electronics &amp; Gadgets'`.</w:t>
+        <w:t xml:space="preserve">3-Level TikTok Shop Taxonomy</w:t>
+      </w:r>
+    </w:p>
+    <w:p/>
+    <w:p>
+      <w:pPr>
+        <w:spacing w:after="150"/>
+      </w:pPr>
+      <w:r>
+        <w:t xml:space="preserve">All products are assigned to a canonical 3-level TikTok Shop category path:</w:t>
+      </w:r>
+    </w:p>
+    <w:p>
+      <w:pPr>
+        <w:spacing w:after="150"/>
+      </w:pPr>
+      <w:r>
+        <w:t xml:space="preserve">**Primary Category / Sub Category / Category Leaf**</w:t>
+      </w:r>
+    </w:p>
+    <w:p/>
+    <w:p>
+      <w:pPr>
+        <w:spacing w:after="150"/>
+      </w:pPr>
+      <w:r>
+        <w:t xml:space="preserve">Example: \`Beauty &amp; Personal Care / Skincare / Skin Care Kits\`</w:t>
+      </w:r>
+    </w:p>
+    <w:p/>
+    <w:p>
+      <w:pPr>
+        <w:spacing w:after="150"/>
+      </w:pPr>
+      <w:r>
+        <w:t xml:space="preserve">The extraction engine maps niches to these paths:</w:t>
+      </w:r>
+    </w:p>
+    <w:p>
+      <w:pPr>
+        <w:pStyle w:val="ListParagraph"/>
+        <w:numPr>
+          <w:ilvl w:val="0"/>
+          <w:numId w:val="1"/>
+        </w:numPr>
+        <w:spacing w:after="100"/>
+      </w:pPr>
+      <w:r>
+        <w:t xml:space="preserve">**Beauty &amp; Personal Care** (Skincare, Makeup, Hair, etc.)</w:t>
+      </w:r>
+    </w:p>
+    <w:p>
+      <w:pPr>
+        <w:pStyle w:val="ListParagraph"/>
+        <w:numPr>
+          <w:ilvl w:val="0"/>
+          <w:numId w:val="1"/>
+        </w:numPr>
+        <w:spacing w:after="100"/>
+      </w:pPr>
+      <w:r>
+        <w:t xml:space="preserve">**Electronics &amp; Gadgets**</w:t>
+      </w:r>
+    </w:p>
+    <w:p>
+      <w:pPr>
+        <w:pStyle w:val="ListParagraph"/>
+        <w:numPr>
+          <w:ilvl w:val="0"/>
+          <w:numId w:val="1"/>
+        </w:numPr>
+        <w:spacing w:after="100"/>
+      </w:pPr>
+      <w:r>
+        <w:t xml:space="preserve">**Home &amp; Living**</w:t>
+      </w:r>
+    </w:p>
+    <w:p>
+      <w:pPr>
+        <w:pStyle w:val="ListParagraph"/>
+        <w:numPr>
+          <w:ilvl w:val="0"/>
+          <w:numId w:val="1"/>
+        </w:numPr>
+        <w:spacing w:after="100"/>
+      </w:pPr>
+      <w:r>
+        <w:t xml:space="preserve">**Fashion &amp; Accessories**</w:t>
+      </w:r>
+    </w:p>
+    <w:p>
+      <w:pPr>
+        <w:pStyle w:val="ListParagraph"/>
+        <w:numPr>
+          <w:ilvl w:val="0"/>
+          <w:numId w:val="1"/>
+        </w:numPr>
+        <w:spacing w:after="100"/>
+      </w:pPr>
+      <w:r>
+        <w:t xml:space="preserve">**Sports &amp; Outdoors**</w:t>
+      </w:r>
+    </w:p>
+    <w:p>
+      <w:pPr>
+        <w:pStyle w:val="ListParagraph"/>
+        <w:numPr>
+          <w:ilvl w:val="0"/>
+          <w:numId w:val="1"/>
+        </w:numPr>
+        <w:spacing w:after="100"/>
+      </w:pPr>
+      <w:r>
+        <w:t xml:space="preserve">**Pet Supplies**</w:t>
+      </w:r>
+    </w:p>
+    <w:p>
+      <w:pPr>
+        <w:pStyle w:val="ListParagraph"/>
+        <w:numPr>
+          <w:ilvl w:val="0"/>
+          <w:numId w:val="1"/>
+        </w:numPr>
+        <w:spacing w:after="100"/>
+      </w:pPr>
+      <w:r>
+        <w:t xml:space="preserve">**Toys &amp; Games**</w:t>
+      </w:r>
+    </w:p>
+    <w:p>
+      <w:pPr>
+        <w:pStyle w:val="ListParagraph"/>
+        <w:numPr>
+          <w:ilvl w:val="0"/>
+          <w:numId w:val="1"/>
+        </w:numPr>
+        <w:spacing w:after="100"/>
+      </w:pPr>
+      <w:r>
+        <w:t xml:space="preserve">**Automotive**</w:t>
+      </w:r>
+    </w:p>
+    <w:p>
+      <w:pPr>
+        <w:pStyle w:val="ListParagraph"/>
+        <w:numPr>
+          <w:ilvl w:val="0"/>
+          <w:numId w:val="1"/>
+        </w:numPr>
+        <w:spacing w:after="100"/>
+      </w:pPr>
+      <w:r>
+        <w:t xml:space="preserve">**Tools &amp; Home Improvement**</w:t>
+      </w:r>
+    </w:p>
+    <w:p>
+      <w:pPr>
+        <w:pStyle w:val="ListParagraph"/>
+        <w:numPr>
+          <w:ilvl w:val="0"/>
+          <w:numId w:val="1"/>
+        </w:numPr>
+        <w:spacing w:after="100"/>
+      </w:pPr>
+      <w:r>
+        <w:t xml:space="preserve">**Food &amp; Beverages**</w:t>
+      </w:r>
+    </w:p>
+    <w:p>
+      <w:pPr>
+        <w:pStyle w:val="ListParagraph"/>
+        <w:numPr>
+          <w:ilvl w:val="0"/>
+          <w:numId w:val="1"/>
+        </w:numPr>
+        <w:spacing w:after="100"/>
+      </w:pPr>
+      <w:r>
+        <w:t xml:space="preserve">**Baby &amp; Maternity**</w:t>
+      </w:r>
+    </w:p>
+    <w:p>
+      <w:pPr>
+        <w:pStyle w:val="ListParagraph"/>
+        <w:numPr>
+          <w:ilvl w:val="0"/>
+          <w:numId w:val="1"/>
+        </w:numPr>
+        <w:spacing w:after="100"/>
+      </w:pPr>
+      <w:r>
+        <w:t xml:space="preserve">**Health &amp; Wellness**</w:t>
+      </w:r>
+    </w:p>
+    <w:p/>
+    <w:p>
+      <w:pPr>
+        <w:spacing w:after="150"/>
+      </w:pPr>
+      <w:r>
+        <w:t xml:space="preserve">The AI generates a `productNiche`, which the `matchCategoryPath` utility maps into the full formal TikTok Shop hierarchy.</w:t>
       </w:r>
     </w:p>
     <w:p/>
@@ -1200,23 +1349,31 @@
         <w:spacing w:after="150"/>
       </w:pPr>
       <w:r>
-        <w:t xml:space="preserve">| `priceMin/Max` | Rainforest | Min/max across all results. |</w:t>
-      </w:r>
-    </w:p>
-    <w:p>
-      <w:pPr>
-        <w:spacing w:after="150"/>
-      </w:pPr>
-      <w:r>
-        <w:t xml:space="preserve">| `category` | AI | `productNiche` from Gemini. |</w:t>
-      </w:r>
-    </w:p>
-    <w:p>
-      <w:pPr>
-        <w:spacing w:after="150"/>
-      </w:pPr>
-      <w:r>
-        <w:t xml:space="preserve">| `imageUrls` | Rainforest | Up to 10 unique images. Falls back to TikTok thumbnail. |</w:t>
+        <w:t xml:space="preserve">| `unitsSold` | **Verified** | Extracted from Amazon \`recent_sales\` (e.g. "10K+ bought"). Fallback to verified Web Search link. |</w:t>
+      </w:r>
+    </w:p>
+    <w:p>
+      <w:pPr>
+        <w:spacing w:after="150"/>
+      </w:pPr>
+      <w:r>
+        <w:t xml:space="preserve">| `suppliers` | Multiple | Amazon links + search links for AliExpress/Alibaba. Top link flagged \`verified: true\`. |</w:t>
+      </w:r>
+    </w:p>
+    <w:p>
+      <w:pPr>
+        <w:spacing w:after="150"/>
+      </w:pPr>
+      <w:r>
+        <w:t xml:space="preserve">| `categoryPath` | Utility | Resolved via \`matchCategoryPath(extraction.productNiche)\`. |</w:t>
+      </w:r>
+    </w:p>
+    <w:p>
+      <w:pPr>
+        <w:spacing w:after="150"/>
+      </w:pPr>
+      <w:r>
+        <w:t xml:space="preserve">| `imageUrls` | Rainforest | Up to 10 unique images resized with Amazon \`._SX400_.\` suffix for quality/size balance. |</w:t>
       </w:r>
     </w:p>
     <w:p>
